--- a/08_CLASSROOM_CONSEGNE/CONSEGNA_03_L2_SISTEMA_IL_DOCUMENTO/GUIDA_CONSEGNA_03.docx
+++ b/08_CLASSROOM_CONSEGNE/CONSEGNA_03_L2_SISTEMA_IL_DOCUMENTO/GUIDA_CONSEGNA_03.docx
@@ -1049,7 +1049,7 @@
               <w:rPr>
                 <w:sz w:val="19"/>
               </w:rPr>
-              <w:t>Palestra della selezione (Parte 0): si scarica e si apre con doppio clic</w:t>
+              <w:t>Palestra della selezione (Parte 0): riserva offline del link nella traccia</w:t>
             </w:r>
           </w:p>
         </w:tc>
@@ -1389,7 +1389,7 @@
         <w:rPr>
           <w:sz w:val="21"/>
         </w:rPr>
-        <w:t>0. Riscaldamento (15 minuti): scarica selezione_officina23.html, aprilo con doppio clic e fai le sfide della Palestra della selezione. Allo scadere incolla il codice risultato nella scheda (Parte 0), anche se non hai finito.</w:t>
+        <w:t>0. Riscaldamento (15 minuti): apri la Palestra della selezione https://digital-makers-ag.github.io/attivita-informatica-scuola/02_LEZIONE_2/MATERIALI/selezione_officina23.html (se non si apre, scarica selezione_officina23.html e aprilo con doppio clic) e fai le sfide. Allo scadere incolla il codice risultato nella scheda (Parte 0), anche se non hai finito.</w:t>
       </w:r>
     </w:p>
     <w:p>
@@ -1786,7 +1786,7 @@
               <w:rPr>
                 <w:sz w:val="19"/>
               </w:rPr>
-              <w:t>Palestra della selezione (Parte 0): si scarica e si apre con doppio clic</w:t>
+              <w:t>Palestra della selezione (Parte 0): riserva offline del link nella traccia</w:t>
             </w:r>
           </w:p>
         </w:tc>
@@ -2215,7 +2215,7 @@
               <w:rPr>
                 <w:sz w:val="19"/>
               </w:rPr>
-              <w:t>Palestra della selezione (Parte 0): si scarica e si apre con doppio clic</w:t>
+              <w:t>Palestra della selezione (Parte 0): riserva offline del link nella traccia</w:t>
             </w:r>
           </w:p>
         </w:tc>

--- a/08_CLASSROOM_CONSEGNE/CONSEGNA_03_L2_SISTEMA_IL_DOCUMENTO/GUIDA_CONSEGNA_03.docx
+++ b/08_CLASSROOM_CONSEGNE/CONSEGNA_03_L2_SISTEMA_IL_DOCUMENTO/GUIDA_CONSEGNA_03.docx
@@ -191,7 +191,7 @@
               <w:rPr>
                 <w:sz w:val="20"/>
               </w:rPr>
-              <w:t>All'inizio della Lezione 2.</w:t>
+              <w:t>All'inizio della Lezione 2. Allegate anche il Modulo Google «Missione 0 · codici risultato» (Aggiungi › Moduli Google): domande e impostazioni in verifica_codici.html.</w:t>
             </w:r>
           </w:p>
         </w:tc>
@@ -1389,7 +1389,7 @@
         <w:rPr>
           <w:sz w:val="21"/>
         </w:rPr>
-        <w:t>0. Riscaldamento (15 minuti): apri la Palestra della selezione https://digital-makers-ag.github.io/attivita-informatica-scuola/02_LEZIONE_2/MATERIALI/selezione_officina23.html (se non si apre, scarica selezione_officina23.html e aprilo con doppio clic) e fai le sfide. Allo scadere incolla il codice risultato nella scheda (Parte 0), anche se non hai finito.</w:t>
+        <w:t>0. Riscaldamento (15 minuti): apri la Palestra della selezione https://digital-makers-ag.github.io/attivita-informatica-scuola/02_LEZIONE_2/MATERIALI/selezione_officina23.html (se non si apre, scarica selezione_officina23.html e aprilo con doppio clic) e fai le sfide. Allo scadere incolla il codice risultato nella scheda (Parte 0) e nel Modulo «Missione 0 · codici risultato», anche se non hai finito.</w:t>
       </w:r>
     </w:p>
     <w:p>
@@ -2416,7 +2416,7 @@
     <w:p>
       <w:r>
         <w:rPr/>
-        <w:t>Soluzioni: 02_LEZIONE_2/SOLUZIONI/L2_SOLUZIONI_DOCENTE.docx (16 difetti e come verificarli in 2-3 minuti) + modello DOCX/PDF. Palestra della selezione: verificate il codice O23-SEL nella scheda ★ Riepilogo › Area docente dello strumento.</w:t>
+        <w:t>Soluzioni: 02_LEZIONE_2/SOLUZIONI/L2_SOLUZIONI_DOCENTE.docx (16 difetti e come verificarli in 2-3 minuti) + modello DOCX/PDF. Palestra della selezione: verificate il codice O23-SEL nella scheda ★ Riepilogo › Area docente dello strumento. Tutti i codici della classe si verificano insieme in verifica_codici.html (incollando le risposte del Modulo).</w:t>
       </w:r>
     </w:p>
     <w:sectPr>
